--- a/Megalog_informacja_RODO_14.10.2026_zmiany_vs_oryginal.docx
+++ b/Megalog_informacja_RODO_14.10.2026_zmiany_vs_oryginal.docx
@@ -130,7 +130,7 @@
             <w:rFonts w:ascii="Century Gothic" w:hAnsi="Century Gothic"/>
             <w:sz w:val="22"/>
           </w:rPr>
-          <w:t xml:space="preserve">Zgodnie z art. 13 i art. 14 rozporządzenia Parlamentu Europejskiego i Rady (UE) 2016/679 z dnia 27 kwietnia 2016 r. w sprawie ochrony osób fizycznych w związku z przetwarzaniem danych osobowych i w sprawie swobodnego przepływu takich danych oraz uchylenia dyrektywy 95/46/WE (RODO) oraz § 18 Umowy nr 393/2026/Wn7/OA-IN-FM/D o dofinansowanie realizacji inwestycji ze środków NFOŚiGW zgromadzonych na rachunku Funduszu Modernizacyjnego w formie dotacji (dalej: Umowa), zawartej z Narodowym Funduszem Ochrony Środowiska i Gospodarki Wodnej – Krajowym Operatorem Funduszu Modernizacyjnego, z siedzibą w Warszawie, ul. Pańska 97, 00-834 Warszawa (dalej: NFOŚiGW), informujemy, iż:</w:t>
+          <w:t xml:space="preserve">Zgodnie z art. 13 i art. 14 rozporządzenia Parlamentu Europejskiego i Rady (UE) 2016/679 z dnia 27 kwietnia 2016 r. w sprawie ochrony osób fizycznych w związku z przetwarzaniem danych osobowych i w sprawie swobodnego przepływu takich danych oraz uchylenia dyrektywy 95/46/WE (RODO) oraz § 18 Umowy nr 393/2026/Wn7/OA-IN-FM/D o dofinansowanie realizacji inwestycji w formie dotacji ze środków zgromadzonych na rachunku Funduszu Modernizacyjnego, zawartej z Narodowym Funduszem Ochrony Środowiska i Gospodarki Wodnej – Krajowym Operatorem Funduszu Modernizacyjnego, z siedzibą w Warszawie, ul. Pańska 97, 00-834 Warszawa (dalej odpowiednio: Umowa, NFOŚiGW), informujemy, iż:</w:t>
         </w:r>
       </w:ins>
     </w:p>
@@ -295,7 +295,7 @@
           </w:rPr>
           <w:t xml:space="preserve">2.</w:t>
           <w:tab/>
-          <w:t xml:space="preserve">Administrator nie wyznaczył inspektora ochrony danych. W sprawach dotyczących przetwarzania danych osobowych i wykonywania przysługujących praw można kontaktować się z Administratorem pod adresem e-mail: info@megalog.pl lub pisemnie na adres siedziby Administratora.</w:t>
+          <w:t xml:space="preserve">Administrator nie wyznaczył inspektora ochrony danych.</w:t>
         </w:r>
       </w:ins>
     </w:p>
@@ -421,7 +421,7 @@
           </w:rPr>
           <w:t xml:space="preserve">3.</w:t>
           <w:tab/>
-          <w:t xml:space="preserve">Dane osobowe reprezentantów, pełnomocników, pracowników i współpracowników NFOŚiGW oraz Spółki, wskazanych do wykonywania Umowy, przetwarzane są w celu realizacji przedsięwzięcia pn. „Budowa stacji ładowania dla pojazdów kat. N2/N3 w bazie eksploatacyjnej MEGALOG sp. z o.o. w Ciechanowie przy ul. Tysiąclecia 1”, tj. w celu:</w:t>
+          <w:t xml:space="preserve">Dane osobowe reprezentantów, pełnomocników, pracowników i współpracowników NFOŚiGW oraz Spółki, wskazanych do wykonywania Umowy, przetwarzane są w związku z realizacją przedsięwzięcia pn. „Budowa stacji ładowania dla pojazdów kat. N2/N3 w bazie eksploatacyjnej MEGALOG sp. z o.o. w Ciechanowie przy ul. Tysiąclecia 1”, w celu:</w:t>
         </w:r>
       </w:ins>
     </w:p>
@@ -584,7 +584,7 @@
           </w:rPr>
           <w:t xml:space="preserve">5.</w:t>
           <w:tab/>
-          <w:t xml:space="preserve">Administrator przetwarza następujące kategorie danych osobowych: imię i nazwisko, stanowisko lub pełnioną funkcję, służbowe dane kontaktowe (adres e-mail, numer telefonu), podpis lub kwalifikowany podpis elektroniczny oraz dane dotyczące umocowania do działania w imieniu strony Umowy. Dane pochodzą od NFOŚiGW (w odniesieniu do jego reprezentantów, pracowników i współpracowników), bezpośrednio od osoby, której dotyczą, lub od Spółki (w odniesieniu do jej reprezentantów, pracowników i współpracowników) oraz z publicznie dostępnych rejestrów (w szczególności Krajowego Rejestru Sądowego).</w:t>
+          <w:t xml:space="preserve">Administrator przetwarza następujące kategorie danych osobowych: imię i nazwisko, stanowisko lub pełnioną funkcję, służbowe dane kontaktowe (adres e-mail, numer telefonu), podpis lub kwalifikowany podpis elektroniczny oraz dane dotyczące umocowania do działania w imieniu strony Umowy. Dane pochodzą od NFOŚiGW (w odniesieniu do jego reprezentantów, pracowników i współpracowników), bezpośrednio od osoby, której dotyczą (w odniesieniu do reprezentantów, pracowników i współpracowników Spółki), oraz z publicznie dostępnych rejestrów (w szczególności Krajowego Rejestru Sądowego).</w:t>
         </w:r>
       </w:ins>
     </w:p>
